--- a/高中物理/高中物理同步/人教版选必2 第3章 交变电流·冲刺卷（7题）.docx
+++ b/高中物理/高中物理同步/人教版选必2 第3章 交变电流·冲刺卷（7题）.docx
@@ -1851,19 +1851,14 @@
         </w:rPr>
         <w:t>ω</w:t>
       </w:r>
-    </w:p>
-    <w:p>
-      <w:pPr>
-        <w:shd w:val="clear" w:color="auto" w:fill="auto"/>
-        <w:rPr>
-          <w:rFonts w:ascii="Times New Roman" w:eastAsia="Times New Roman" w:hAnsi="Times New Roman" w:cs="Times New Roman"/>
-          <w:i/>
-          <w:sz w:val="21"/>
-          <w:szCs w:val="21"/>
-        </w:rPr>
-        <w:spacing w:before="0" w:after="0" w:line="300" w:lineRule="auto"/>
-        <w:jc w:val="left"/>
-      </w:pPr>
+      <w:r>
+        <w:rPr>
+          <w:rFonts w:ascii="Times New Roman" w:hAnsi="Times New Roman" w:eastAsia="宋体" w:cs="Times New Roman"/>
+          <w:sz w:val="21"/>
+          <w:szCs w:val="21"/>
+        </w:rPr>
+        <w:t>；</w:t>
+      </w:r>
       <w:r>
         <w:rPr>
           <w:rFonts w:ascii="Times New Roman" w:hAnsi="Times New Roman" w:eastAsia="宋体" w:cs="Times New Roman"/>
@@ -1954,17 +1949,14 @@
         </w:rPr>
         <w:t>ωt</w:t>
       </w:r>
-    </w:p>
-    <w:p>
-      <w:pPr>
-        <w:shd w:val="clear" w:color="auto" w:fill="auto"/>
-        <w:rPr>
-          <w:sz w:val="21"/>
-          <w:szCs w:val="21"/>
-        </w:rPr>
-        <w:spacing w:before="0" w:after="0" w:line="300" w:lineRule="auto"/>
-        <w:jc w:val="left"/>
-      </w:pPr>
+      <w:r>
+        <w:rPr>
+          <w:rFonts w:ascii="Times New Roman" w:hAnsi="Times New Roman" w:eastAsia="宋体" w:cs="Times New Roman"/>
+          <w:sz w:val="21"/>
+          <w:szCs w:val="21"/>
+        </w:rPr>
+        <w:t>；</w:t>
+      </w:r>
       <w:r>
         <w:rPr>
           <w:rFonts w:ascii="Times New Roman" w:hAnsi="Times New Roman" w:eastAsia="宋体" w:cs="Times New Roman"/>
@@ -2063,17 +2055,14 @@
           </m:den>
         </m:f>
       </m:oMath>
-    </w:p>
-    <w:p>
-      <w:pPr>
-        <w:shd w:val="clear" w:color="auto" w:fill="auto"/>
-        <w:rPr>
-          <w:sz w:val="21"/>
-          <w:szCs w:val="21"/>
-        </w:rPr>
-        <w:spacing w:before="0" w:after="0" w:line="300" w:lineRule="auto"/>
-        <w:jc w:val="left"/>
-      </w:pPr>
+      <w:r>
+        <w:rPr>
+          <w:rFonts w:ascii="Times New Roman" w:hAnsi="Times New Roman" w:eastAsia="宋体" w:cs="Times New Roman"/>
+          <w:sz w:val="21"/>
+          <w:szCs w:val="21"/>
+        </w:rPr>
+        <w:t>；</w:t>
+      </w:r>
       <w:r>
         <w:rPr>
           <w:rFonts w:ascii="Times New Roman" w:hAnsi="Times New Roman" w:eastAsia="宋体" w:cs="Times New Roman"/>
@@ -9212,55 +9201,46 @@
         </w:rPr>
         <w:t>A．电流表A示数变小</w:t>
       </w:r>
-    </w:p>
-    <w:p>
-      <w:pPr>
-        <w:shd w:val="clear" w:color="auto" w:fill="auto"/>
-        <w:rPr>
-          <w:sz w:val="21"/>
-          <w:szCs w:val="21"/>
-        </w:rPr>
-        <w:spacing w:before="0" w:after="0" w:line="300" w:lineRule="auto"/>
-        <w:jc w:val="left"/>
-      </w:pPr>
       <w:r>
         <w:rPr>
           <w:rFonts w:ascii="Times New Roman" w:hAnsi="Times New Roman" w:eastAsia="宋体" w:cs="Times New Roman"/>
           <w:sz w:val="21"/>
           <w:szCs w:val="21"/>
         </w:rPr>
+        <w:t>；</w:t>
+      </w:r>
+      <w:r>
+        <w:rPr>
+          <w:rFonts w:ascii="Times New Roman" w:hAnsi="Times New Roman" w:eastAsia="宋体" w:cs="Times New Roman"/>
+          <w:sz w:val="21"/>
+          <w:szCs w:val="21"/>
+        </w:rPr>
         <w:t>B．电压表V示数不变</w:t>
       </w:r>
-    </w:p>
-    <w:p>
-      <w:pPr>
-        <w:shd w:val="clear" w:color="auto" w:fill="auto"/>
-        <w:rPr>
-          <w:sz w:val="21"/>
-          <w:szCs w:val="21"/>
-        </w:rPr>
-        <w:spacing w:before="0" w:after="0" w:line="300" w:lineRule="auto"/>
-        <w:jc w:val="left"/>
-      </w:pPr>
       <w:r>
         <w:rPr>
           <w:rFonts w:ascii="Times New Roman" w:hAnsi="Times New Roman" w:eastAsia="宋体" w:cs="Times New Roman"/>
           <w:sz w:val="21"/>
           <w:szCs w:val="21"/>
         </w:rPr>
+        <w:t>；</w:t>
+      </w:r>
+      <w:r>
+        <w:rPr>
+          <w:rFonts w:ascii="Times New Roman" w:hAnsi="Times New Roman" w:eastAsia="宋体" w:cs="Times New Roman"/>
+          <w:sz w:val="21"/>
+          <w:szCs w:val="21"/>
+        </w:rPr>
         <w:t>C．变压器的输出功率先增大后减小</w:t>
       </w:r>
-    </w:p>
-    <w:p>
-      <w:pPr>
-        <w:shd w:val="clear" w:color="auto" w:fill="auto"/>
-        <w:rPr>
-          <w:sz w:val="21"/>
-          <w:szCs w:val="21"/>
-        </w:rPr>
-        <w:spacing w:before="0" w:after="0" w:line="300" w:lineRule="auto"/>
-        <w:jc w:val="left"/>
-      </w:pPr>
+      <w:r>
+        <w:rPr>
+          <w:rFonts w:ascii="Times New Roman" w:hAnsi="Times New Roman" w:eastAsia="宋体" w:cs="Times New Roman"/>
+          <w:sz w:val="21"/>
+          <w:szCs w:val="21"/>
+        </w:rPr>
+        <w:t>；</w:t>
+      </w:r>
       <w:r>
         <w:rPr>
           <w:rFonts w:ascii="Times New Roman" w:hAnsi="Times New Roman" w:eastAsia="宋体" w:cs="Times New Roman"/>

--- a/高中物理/高中物理同步/人教版选必2 第3章 交变电流·冲刺卷（7题）.docx
+++ b/高中物理/高中物理同步/人教版选必2 第3章 交变电流·冲刺卷（7题）.docx
@@ -15289,7 +15289,8 @@
     </w:p>
     <w:sectPr>
       <w:pgSz w:w="11906" w:h="16838"/>
-      <w:pgMar w:top="720" w:right="720" w:bottom="720" w:left="720" w:header="567" w:footer="567" w:gutter="0"/>
+      <w:pgMar w:top="720" w:right="720" w:bottom="720" w:left="720" w:header="567" w:footer="720" w:gutter="0"/>
+      <w:pgNumType w:start="1"/>
       <w:footerReference w:type="default" r:id="rId9"/>
       <w:cols w:space="720"/>
       <w:docGrid w:linePitch="360"/>
@@ -15299,16 +15300,55 @@
 </file>
 
 <file path=word/footer1.xml><?xml version="1.0" encoding="utf-8"?>
-<w:ftr xmlns:m="http://schemas.openxmlformats.org/officeDocument/2006/math" xmlns:mc="http://schemas.openxmlformats.org/markup-compatibility/2006" xmlns:mo="http://schemas.microsoft.com/office/mac/office/2008/main" xmlns:mv="urn:schemas-microsoft-com:mac:vml" xmlns:o="urn:schemas-microsoft-com:office:office" xmlns:r="http://schemas.openxmlformats.org/officeDocument/2006/relationships" xmlns:v="urn:schemas-microsoft-com:vml" xmlns:w10="urn:schemas-microsoft-com:office:word" xmlns:w14="http://schemas.microsoft.com/office/word/2010/wordml" xmlns:w="http://schemas.openxmlformats.org/wordprocessingml/2006/main" xmlns:wne="http://schemas.microsoft.com/office/word/2006/wordml" xmlns:wp14="http://schemas.microsoft.com/office/word/2010/wordprocessingDrawing" xmlns:wp="http://schemas.openxmlformats.org/drawingml/2006/wordprocessingDrawing" xmlns:wpc="http://schemas.microsoft.com/office/word/2010/wordprocessingCanvas" xmlns:wpg="http://schemas.microsoft.com/office/word/2010/wordprocessingGroup" xmlns:wpi="http://schemas.microsoft.com/office/word/2010/wordprocessingInk" xmlns:wps="http://schemas.microsoft.com/office/word/2010/wordprocessingShape" mc:Ignorable="w14 wp14">
+<w:ftr xmlns:w="http://schemas.openxmlformats.org/wordprocessingml/2006/main">
   <w:p>
     <w:pPr>
-      <w:pStyle w:val="Footer"/>
+      <w:jc w:val="center"/>
     </w:pPr>
+    <w:r>
+      <w:rPr>
+        <w:rFonts w:ascii="Times New Roman" w:hAnsi="Times New Roman" w:eastAsia="宋体"/>
+        <w:sz w:val="21"/>
+        <w:szCs w:val="21"/>
+      </w:rPr>
+      <w:t xml:space="preserve">第</w:t>
+    </w:r>
     <w:fldSimple w:instr=" PAGE ">
       <w:r>
-        <w:t>1</w:t>
+        <w:rPr>
+          <w:rFonts w:ascii="Times New Roman" w:hAnsi="Times New Roman" w:eastAsia="宋体"/>
+          <w:sz w:val="21"/>
+          <w:szCs w:val="21"/>
+        </w:rPr>
+        <w:t xml:space="preserve">1</w:t>
       </w:r>
     </w:fldSimple>
+    <w:r>
+      <w:rPr>
+        <w:rFonts w:ascii="Times New Roman" w:hAnsi="Times New Roman" w:eastAsia="宋体"/>
+        <w:sz w:val="21"/>
+        <w:szCs w:val="21"/>
+      </w:rPr>
+      <w:t xml:space="preserve">页（共</w:t>
+    </w:r>
+    <w:fldSimple w:instr=" NUMPAGES ">
+      <w:r>
+        <w:rPr>
+          <w:rFonts w:ascii="Times New Roman" w:hAnsi="Times New Roman" w:eastAsia="宋体"/>
+          <w:sz w:val="21"/>
+          <w:szCs w:val="21"/>
+        </w:rPr>
+        <w:t xml:space="preserve">1</w:t>
+      </w:r>
+    </w:fldSimple>
+    <w:r>
+      <w:rPr>
+        <w:rFonts w:ascii="Times New Roman" w:hAnsi="Times New Roman" w:eastAsia="宋体"/>
+        <w:sz w:val="21"/>
+        <w:szCs w:val="21"/>
+      </w:rPr>
+      <w:t xml:space="preserve">页）</w:t>
+    </w:r>
   </w:p>
 </w:ftr>
 </file>

--- a/高中物理/高中物理同步/人教版选必2 第3章 交变电流·冲刺卷（7题）.docx
+++ b/高中物理/高中物理同步/人教版选必2 第3章 交变电流·冲刺卷（7题）.docx
@@ -309,9 +309,7 @@
       <w:r>
         <w:rPr>
           <w:rFonts w:ascii="Times New Roman" w:eastAsia="宋体" w:hAnsi="Times New Roman" w:cs="Times New Roman"/>
-          <w:strike w:val="0"/>
           <w:kern w:val="0"/>
-          <w:u w:val="none"/>
           <w:sz w:val="21"/>
           <w:szCs w:val="21"/>
         </w:rPr>
@@ -1732,9 +1730,7 @@
       <w:r>
         <w:rPr>
           <w:rFonts w:ascii="Times New Roman" w:eastAsia="宋体" w:hAnsi="Times New Roman" w:cs="Times New Roman"/>
-          <w:strike w:val="0"/>
           <w:kern w:val="0"/>
-          <w:u w:val="none"/>
           <w:sz w:val="21"/>
           <w:szCs w:val="21"/>
         </w:rPr>
@@ -3689,9 +3685,7 @@
       <w:r>
         <w:rPr>
           <w:rFonts w:ascii="Times New Roman" w:eastAsia="宋体" w:hAnsi="Times New Roman" w:cs="Times New Roman"/>
-          <w:strike w:val="0"/>
           <w:kern w:val="0"/>
-          <w:u w:val="none"/>
           <w:sz w:val="21"/>
           <w:szCs w:val="21"/>
         </w:rPr>
@@ -7220,9 +7214,7 @@
       <w:r>
         <w:rPr>
           <w:rFonts w:ascii="Times New Roman" w:eastAsia="宋体" w:hAnsi="Times New Roman" w:cs="Times New Roman"/>
-          <w:strike w:val="0"/>
           <w:kern w:val="0"/>
-          <w:u w:val="none"/>
           <w:sz w:val="21"/>
           <w:szCs w:val="21"/>
         </w:rPr>
@@ -9139,9 +9131,7 @@
       <w:r>
         <w:rPr>
           <w:rFonts w:ascii="Times New Roman" w:eastAsia="宋体" w:hAnsi="Times New Roman" w:cs="Times New Roman"/>
-          <w:strike w:val="0"/>
           <w:kern w:val="0"/>
-          <w:u w:val="none"/>
           <w:sz w:val="21"/>
           <w:szCs w:val="21"/>
         </w:rPr>
@@ -11222,9 +11212,7 @@
       <w:r>
         <w:rPr>
           <w:rFonts w:ascii="Times New Roman" w:eastAsia="宋体" w:hAnsi="Times New Roman" w:cs="Times New Roman"/>
-          <w:strike w:val="0"/>
           <w:kern w:val="0"/>
-          <w:u w:val="none"/>
           <w:sz w:val="21"/>
           <w:szCs w:val="21"/>
         </w:rPr>
@@ -13324,9 +13312,7 @@
       <w:r>
         <w:rPr>
           <w:rFonts w:ascii="Times New Roman" w:eastAsia="宋体" w:hAnsi="Times New Roman" w:cs="Times New Roman"/>
-          <w:strike w:val="0"/>
           <w:kern w:val="0"/>
-          <w:u w:val="none"/>
           <w:sz w:val="21"/>
           <w:szCs w:val="21"/>
         </w:rPr>
@@ -15288,10 +15274,10 @@
       </m:oMath>
     </w:p>
     <w:sectPr>
+      <w:footerReference w:type="default" r:id="rId9"/>
       <w:pgSz w:w="11906" w:h="16838"/>
-      <w:pgMar w:top="720" w:right="720" w:bottom="720" w:left="720" w:header="567" w:footer="720" w:gutter="0"/>
+      <w:pgMar w:top="850" w:right="850" w:bottom="850" w:left="850" w:header="850" w:footer="850" w:gutter="0"/>
       <w:pgNumType w:start="1"/>
-      <w:footerReference w:type="default" r:id="rId9"/>
       <w:cols w:space="720"/>
       <w:docGrid w:linePitch="360"/>
     </w:sectPr>
@@ -15300,11 +15286,19 @@
 </file>
 
 <file path=word/footer1.xml><?xml version="1.0" encoding="utf-8"?>
-<w:ftr xmlns:w="http://schemas.openxmlformats.org/wordprocessingml/2006/main">
+<w:ftr xmlns:w="http://schemas.openxmlformats.org/wordprocessingml/2006/main" xmlns:r="http://schemas.openxmlformats.org/officeDocument/2006/relationships">
   <w:p>
     <w:pPr>
       <w:jc w:val="center"/>
     </w:pPr>
+    <w:r>
+      <w:rPr>
+        <w:rFonts w:ascii="Times New Roman" w:hAnsi="Times New Roman" w:eastAsia="宋体"/>
+        <w:sz w:val="21"/>
+        <w:szCs w:val="21"/>
+      </w:rPr>
+      <w:t xml:space="preserve">第3章·冲刺　</w:t>
+    </w:r>
     <w:r>
       <w:rPr>
         <w:rFonts w:ascii="Times New Roman" w:hAnsi="Times New Roman" w:eastAsia="宋体"/>

--- a/高中物理/高中物理同步/人教版选必2 第3章 交变电流·冲刺卷（7题）.docx
+++ b/高中物理/高中物理同步/人教版选必2 第3章 交变电流·冲刺卷（7题）.docx
@@ -15555,9 +15555,9 @@
   <w:docDefaults>
     <w:rPrDefault>
       <w:rPr>
-        <w:rFonts w:asciiTheme="minorHAnsi" w:eastAsiaTheme="minorEastAsia" w:hAnsiTheme="minorHAnsi" w:cstheme="minorBidi"/>
-        <w:sz w:val="22"/>
-        <w:szCs w:val="22"/>
+        <w:rFonts w:cstheme="minorBidi" w:ascii="Times New Roman" w:hAnsi="Times New Roman" w:eastAsia="宋体" w:cs="Times New Roman"/>
+        <w:sz w:val="21"/>
+        <w:szCs w:val="21"/>
         <w:lang w:val="en-US" w:eastAsia="en-US" w:bidi="ar-SA"/>
       </w:rPr>
     </w:rPrDefault>

--- a/高中物理/高中物理同步/人教版选必2 第3章 交变电流·冲刺卷（7题）.docx
+++ b/高中物理/高中物理同步/人教版选必2 第3章 交变电流·冲刺卷（7题）.docx
@@ -15286,14 +15286,14 @@
 </file>
 
 <file path=word/footer1.xml><?xml version="1.0" encoding="utf-8"?>
-<w:ftr xmlns:w="http://schemas.openxmlformats.org/wordprocessingml/2006/main" xmlns:r="http://schemas.openxmlformats.org/officeDocument/2006/relationships">
-  <w:p>
+<w:ftr xmlns:w="http://schemas.openxmlformats.org/wordprocessingml/2006/main">
+  <w:p xmlns:w="http://schemas.openxmlformats.org/wordprocessingml/2006/main">
     <w:pPr>
       <w:jc w:val="center"/>
     </w:pPr>
     <w:r>
       <w:rPr>
-        <w:rFonts w:ascii="Times New Roman" w:hAnsi="Times New Roman" w:eastAsia="宋体"/>
+        <w:rFonts w:ascii="Times New Roman" w:hAnsi="Times New Roman" w:eastAsia="宋体" w:cs="Times New Roman"/>
         <w:sz w:val="21"/>
         <w:szCs w:val="21"/>
       </w:rPr>
@@ -15301,47 +15301,107 @@
     </w:r>
     <w:r>
       <w:rPr>
-        <w:rFonts w:ascii="Times New Roman" w:hAnsi="Times New Roman" w:eastAsia="宋体"/>
+        <w:rFonts w:ascii="Times New Roman" w:hAnsi="Times New Roman" w:eastAsia="宋体" w:cs="Times New Roman"/>
         <w:sz w:val="21"/>
         <w:szCs w:val="21"/>
       </w:rPr>
-      <w:t xml:space="preserve">第</w:t>
+      <w:t>第</w:t>
     </w:r>
-    <w:fldSimple w:instr=" PAGE ">
-      <w:r>
-        <w:rPr>
-          <w:rFonts w:ascii="Times New Roman" w:hAnsi="Times New Roman" w:eastAsia="宋体"/>
-          <w:sz w:val="21"/>
-          <w:szCs w:val="21"/>
-        </w:rPr>
-        <w:t xml:space="preserve">1</w:t>
-      </w:r>
-    </w:fldSimple>
     <w:r>
       <w:rPr>
-        <w:rFonts w:ascii="Times New Roman" w:hAnsi="Times New Roman" w:eastAsia="宋体"/>
+        <w:rFonts w:ascii="Times New Roman" w:hAnsi="Times New Roman" w:eastAsia="宋体" w:cs="Times New Roman"/>
         <w:sz w:val="21"/>
         <w:szCs w:val="21"/>
       </w:rPr>
-      <w:t xml:space="preserve">页（共</w:t>
+      <w:fldChar w:fldCharType="begin"/>
     </w:r>
-    <w:fldSimple w:instr=" NUMPAGES ">
-      <w:r>
-        <w:rPr>
-          <w:rFonts w:ascii="Times New Roman" w:hAnsi="Times New Roman" w:eastAsia="宋体"/>
-          <w:sz w:val="21"/>
-          <w:szCs w:val="21"/>
-        </w:rPr>
-        <w:t xml:space="preserve">1</w:t>
-      </w:r>
-    </w:fldSimple>
     <w:r>
       <w:rPr>
-        <w:rFonts w:ascii="Times New Roman" w:hAnsi="Times New Roman" w:eastAsia="宋体"/>
+        <w:rFonts w:ascii="Times New Roman" w:hAnsi="Times New Roman" w:eastAsia="宋体" w:cs="Times New Roman"/>
         <w:sz w:val="21"/>
         <w:szCs w:val="21"/>
       </w:rPr>
-      <w:t xml:space="preserve">页）</w:t>
+      <w:instrText xml:space="preserve"> PAGE </w:instrText>
+    </w:r>
+    <w:r>
+      <w:rPr>
+        <w:rFonts w:ascii="Times New Roman" w:hAnsi="Times New Roman" w:eastAsia="宋体" w:cs="Times New Roman"/>
+        <w:sz w:val="21"/>
+        <w:szCs w:val="21"/>
+      </w:rPr>
+      <w:fldChar w:fldCharType="separate"/>
+    </w:r>
+    <w:r>
+      <w:rPr>
+        <w:rFonts w:ascii="Times New Roman" w:hAnsi="Times New Roman" w:eastAsia="宋体" w:cs="Times New Roman"/>
+        <w:sz w:val="21"/>
+        <w:szCs w:val="21"/>
+      </w:rPr>
+      <w:t>1</w:t>
+    </w:r>
+    <w:r>
+      <w:rPr>
+        <w:rFonts w:ascii="Times New Roman" w:hAnsi="Times New Roman" w:eastAsia="宋体" w:cs="Times New Roman"/>
+        <w:sz w:val="21"/>
+        <w:szCs w:val="21"/>
+      </w:rPr>
+      <w:fldChar w:fldCharType="end"/>
+    </w:r>
+    <w:r>
+      <w:rPr>
+        <w:rFonts w:ascii="Times New Roman" w:hAnsi="Times New Roman" w:eastAsia="宋体" w:cs="Times New Roman"/>
+        <w:sz w:val="21"/>
+        <w:szCs w:val="21"/>
+      </w:rPr>
+      <w:t>页（共</w:t>
+    </w:r>
+    <w:r>
+      <w:rPr>
+        <w:rFonts w:ascii="Times New Roman" w:hAnsi="Times New Roman" w:eastAsia="宋体" w:cs="Times New Roman"/>
+        <w:sz w:val="21"/>
+        <w:szCs w:val="21"/>
+      </w:rPr>
+      <w:fldChar w:fldCharType="begin"/>
+    </w:r>
+    <w:r>
+      <w:rPr>
+        <w:rFonts w:ascii="Times New Roman" w:hAnsi="Times New Roman" w:eastAsia="宋体" w:cs="Times New Roman"/>
+        <w:sz w:val="21"/>
+        <w:szCs w:val="21"/>
+      </w:rPr>
+      <w:instrText xml:space="preserve"> NUMPAGES </w:instrText>
+    </w:r>
+    <w:r>
+      <w:rPr>
+        <w:rFonts w:ascii="Times New Roman" w:hAnsi="Times New Roman" w:eastAsia="宋体" w:cs="Times New Roman"/>
+        <w:sz w:val="21"/>
+        <w:szCs w:val="21"/>
+      </w:rPr>
+      <w:fldChar w:fldCharType="separate"/>
+    </w:r>
+    <w:r>
+      <w:rPr>
+        <w:rFonts w:ascii="Times New Roman" w:hAnsi="Times New Roman" w:eastAsia="宋体" w:cs="Times New Roman"/>
+        <w:sz w:val="21"/>
+        <w:szCs w:val="21"/>
+      </w:rPr>
+      <w:t>6</w:t>
+    </w:r>
+    <w:r>
+      <w:rPr>
+        <w:rFonts w:ascii="Times New Roman" w:hAnsi="Times New Roman" w:eastAsia="宋体" w:cs="Times New Roman"/>
+        <w:sz w:val="21"/>
+        <w:szCs w:val="21"/>
+      </w:rPr>
+      <w:fldChar w:fldCharType="end"/>
+    </w:r>
+    <w:r>
+      <w:rPr>
+        <w:rFonts w:ascii="Times New Roman" w:hAnsi="Times New Roman" w:eastAsia="宋体" w:cs="Times New Roman"/>
+        <w:sz w:val="21"/>
+        <w:szCs w:val="21"/>
+      </w:rPr>
+      <w:t>页）</w:t>
     </w:r>
   </w:p>
 </w:ftr>
@@ -15555,15 +15615,14 @@
   <w:docDefaults>
     <w:rPrDefault>
       <w:rPr>
-        <w:rFonts w:cstheme="minorBidi" w:ascii="Times New Roman" w:hAnsi="Times New Roman" w:eastAsia="宋体" w:cs="Times New Roman"/>
+        <w:rFonts w:ascii="Times New Roman" w:hAnsi="Times New Roman" w:eastAsia="宋体" w:cs="Times New Roman"/>
         <w:sz w:val="21"/>
         <w:szCs w:val="21"/>
-        <w:lang w:val="en-US" w:eastAsia="en-US" w:bidi="ar-SA"/>
       </w:rPr>
     </w:rPrDefault>
     <w:pPrDefault>
       <w:pPr>
-        <w:spacing w:after="200" w:line="276" w:lineRule="auto"/>
+        <w:spacing w:before="0" w:after="0" w:line="300" w:lineRule="auto"/>
       </w:pPr>
     </w:pPrDefault>
   </w:docDefaults>

--- a/高中物理/高中物理同步/人教版选必2 第3章 交变电流·冲刺卷（7题）.docx
+++ b/高中物理/高中物理同步/人教版选必2 第3章 交变电流·冲刺卷（7题）.docx
@@ -15289,7 +15289,7 @@
 <w:ftr xmlns:w="http://schemas.openxmlformats.org/wordprocessingml/2006/main">
   <w:p xmlns:w="http://schemas.openxmlformats.org/wordprocessingml/2006/main">
     <w:pPr>
-      <w:jc w:val="center"/>
+      <w:jc w:val="left"/>
     </w:pPr>
     <w:r>
       <w:rPr>

--- a/高中物理/高中物理同步/人教版选必2 第3章 交变电流·冲刺卷（7题）.docx
+++ b/高中物理/高中物理同步/人教版选必2 第3章 交变电流·冲刺卷（7题）.docx
@@ -8591,6 +8591,12 @@
           <w:rPr>
             <w:rFonts w:ascii="Cambria Math" w:eastAsia="宋体" w:hAnsi="Cambria Math" w:cs="Cambria Math"/>
           </w:rPr>
+          <m:t>，</m:t>
+        </m:r>
+        <m:r>
+          <w:rPr>
+            <w:rFonts w:ascii="Cambria Math" w:eastAsia="宋体" w:hAnsi="Cambria Math" w:cs="Cambria Math"/>
+          </w:rPr>
           <m:t>P</m:t>
         </m:r>
         <m:r>
@@ -15361,39 +15367,7 @@
         <w:sz w:val="21"/>
         <w:szCs w:val="21"/>
       </w:rPr>
-      <w:fldChar w:fldCharType="begin"/>
-    </w:r>
-    <w:r>
-      <w:rPr>
-        <w:rFonts w:ascii="Times New Roman" w:hAnsi="Times New Roman" w:eastAsia="宋体" w:cs="Times New Roman"/>
-        <w:sz w:val="21"/>
-        <w:szCs w:val="21"/>
-      </w:rPr>
-      <w:instrText xml:space="preserve"> NUMPAGES </w:instrText>
-    </w:r>
-    <w:r>
-      <w:rPr>
-        <w:rFonts w:ascii="Times New Roman" w:hAnsi="Times New Roman" w:eastAsia="宋体" w:cs="Times New Roman"/>
-        <w:sz w:val="21"/>
-        <w:szCs w:val="21"/>
-      </w:rPr>
-      <w:fldChar w:fldCharType="separate"/>
-    </w:r>
-    <w:r>
-      <w:rPr>
-        <w:rFonts w:ascii="Times New Roman" w:hAnsi="Times New Roman" w:eastAsia="宋体" w:cs="Times New Roman"/>
-        <w:sz w:val="21"/>
-        <w:szCs w:val="21"/>
-      </w:rPr>
       <w:t>6</w:t>
-    </w:r>
-    <w:r>
-      <w:rPr>
-        <w:rFonts w:ascii="Times New Roman" w:hAnsi="Times New Roman" w:eastAsia="宋体" w:cs="Times New Roman"/>
-        <w:sz w:val="21"/>
-        <w:szCs w:val="21"/>
-      </w:rPr>
-      <w:fldChar w:fldCharType="end"/>
     </w:r>
     <w:r>
       <w:rPr>
